--- a/templates/giay_hen_tra_phu_hieu.docx
+++ b/templates/giay_hen_tra_phu_hieu.docx
@@ -66,7 +66,7 @@
               <w:rPr>
                 <w:b/>
               </w:rPr>
-              <w:t>HTX LÂM MINH</w:t>
+              <w:t>{{tenDonViHTX}}</w:t>
             </w:r>
           </w:p>
         </w:tc>
@@ -202,7 +202,13 @@
         <w:rPr>
           <w:b/>
         </w:rPr>
-        <w:t>HTX LÂM MINH đã tiếp nhận hồ sơ của Ông/Bà: {{tenKhachHang}}</w:t>
+        <w:t>{{tenDonViHTX}}</w:t>
+      </w:r>
+      <w:r>
+        <w:rPr>
+          <w:b/>
+        </w:rPr>
+        <w:t xml:space="preserve"> đã tiếp nhận hồ sơ của Ông/Bà: {{tenKhachHang}}</w:t>
       </w:r>
     </w:p>
     <w:tbl>
@@ -341,7 +347,13 @@
         <w:jc w:val="both"/>
       </w:pPr>
       <w:r>
-        <w:t>• HTX LÂM MINH không chịu trách nhiệm cho hồ sơ xe do định vị chưa truyền dữ liệu về Tổng Cục Đường Bộ.</w:t>
+        <w:t xml:space="preserve">• </w:t>
+      </w:r>
+      <w:r>
+        <w:t>{{tenDonViHTX}}</w:t>
+      </w:r>
+      <w:r>
+        <w:t xml:space="preserve"> không chịu trách nhiệm cho hồ sơ xe do định vị chưa truyền dữ liệu về Tổng Cục Đường Bộ.</w:t>
       </w:r>
     </w:p>
     <w:p>
@@ -440,21 +452,15 @@
           </w:p>
           <w:p>
             <w:pPr>
-              <w:spacing w:before="200"/>
+              <w:spacing w:after="20"/>
               <w:jc w:val="center"/>
             </w:pPr>
             <w:r>
               <w:rPr>
                 <w:b/>
               </w:rPr>
-              <w:t>NGUYỄN THÚY DIỄM</w:t>
+              <w:t>{{nguoiDaiDienDonViHTX}}</w:t>
             </w:r>
-          </w:p>
-          <w:p>
-            <w:pPr>
-              <w:spacing w:after="20"/>
-              <w:jc w:val="both"/>
-            </w:pPr>
           </w:p>
         </w:tc>
       </w:tr>

--- a/templates/giay_hen_tra_phu_hieu.docx
+++ b/templates/giay_hen_tra_phu_hieu.docx
@@ -292,7 +292,19 @@
         <w:jc w:val="both"/>
       </w:pPr>
       <w:r>
-        <w:t>- Nội dung đề nghị Sở Xây Dựng TP.HCM cấp phù hiệu cho xe kinh doanh vận tải.</w:t>
+        <w:t xml:space="preserve">- Nội dung đề nghị Sở Xây Dựng </w:t>
+      </w:r>
+      <w:r>
+        <w:t>{{</w:t>
+      </w:r>
+      <w:r>
+        <w:t>tinhThanh</w:t>
+      </w:r>
+      <w:r>
+        <w:t>}}</w:t>
+      </w:r>
+      <w:r>
+        <w:t xml:space="preserve"> cấp phù hiệu cho xe kinh doanh vận tải.</w:t>
       </w:r>
     </w:p>
     <w:p>
@@ -301,7 +313,19 @@
         <w:jc w:val="both"/>
       </w:pPr>
       <w:r>
-        <w:t>- Thời gian giải quyết hồ sơ theo quy định của Sở Xây Dựng TP.HCM là 10 ngày kể từ ngày tiếp nhận hồ sơ phương tiện.</w:t>
+        <w:t xml:space="preserve">- Thời gian giải quyết hồ sơ theo quy định của Sở Xây Dựng </w:t>
+      </w:r>
+      <w:r>
+        <w:t>{{</w:t>
+      </w:r>
+      <w:r>
+        <w:t>tinhThanh</w:t>
+      </w:r>
+      <w:r>
+        <w:t>}}</w:t>
+      </w:r>
+      <w:r>
+        <w:t xml:space="preserve"> là 10 ngày kể từ ngày tiếp nhận hồ sơ phương tiện.</w:t>
       </w:r>
     </w:p>
     <w:p>
@@ -459,7 +483,19 @@
               <w:rPr>
                 <w:b/>
               </w:rPr>
-              <w:t>{{nguoiDaiDienDonViHTX}}</w:t>
+              <w:t>{{</w:t>
+            </w:r>
+            <w:r>
+              <w:rPr>
+                <w:b/>
+              </w:rPr>
+              <w:t>nguoiDaiDienKyTen</w:t>
+            </w:r>
+            <w:r>
+              <w:rPr>
+                <w:b/>
+              </w:rPr>
+              <w:t>}}</w:t>
             </w:r>
           </w:p>
         </w:tc>
